--- a/mode_docx_gen/template_set.docx
+++ b/mode_docx_gen/template_set.docx
@@ -234,7 +234,7 @@
   <w:abstractNum w:abstractNumId="0" w15:restartNumberingAfterBreak="0">
     <w:nsid w:val="FFFFFF7C"/>
     <w:multiLevelType w:val="singleLevel"/>
-    <w:tmpl w:val="50DA12F2"/>
+    <w:tmpl w:val="1C3C6896"/>
     <w:lvl w:ilvl="0">
       <w:start w:val="1"/>
       <w:numFmt w:val="decimal"/>
@@ -251,7 +251,7 @@
   <w:abstractNum w:abstractNumId="1" w15:restartNumberingAfterBreak="0">
     <w:nsid w:val="FFFFFF7D"/>
     <w:multiLevelType w:val="singleLevel"/>
-    <w:tmpl w:val="CD8E412A"/>
+    <w:tmpl w:val="C526FB52"/>
     <w:lvl w:ilvl="0">
       <w:start w:val="1"/>
       <w:numFmt w:val="decimal"/>
@@ -268,7 +268,7 @@
   <w:abstractNum w:abstractNumId="2" w15:restartNumberingAfterBreak="0">
     <w:nsid w:val="FFFFFF7E"/>
     <w:multiLevelType w:val="singleLevel"/>
-    <w:tmpl w:val="E8709D3E"/>
+    <w:tmpl w:val="61FA301C"/>
     <w:lvl w:ilvl="0">
       <w:start w:val="1"/>
       <w:numFmt w:val="decimal"/>
@@ -285,7 +285,7 @@
   <w:abstractNum w:abstractNumId="3" w15:restartNumberingAfterBreak="0">
     <w:nsid w:val="FFFFFF7F"/>
     <w:multiLevelType w:val="singleLevel"/>
-    <w:tmpl w:val="CC962926"/>
+    <w:tmpl w:val="9A288106"/>
     <w:lvl w:ilvl="0">
       <w:start w:val="1"/>
       <w:numFmt w:val="decimal"/>
@@ -302,7 +302,7 @@
   <w:abstractNum w:abstractNumId="4" w15:restartNumberingAfterBreak="0">
     <w:nsid w:val="FFFFFF80"/>
     <w:multiLevelType w:val="singleLevel"/>
-    <w:tmpl w:val="A4F6E550"/>
+    <w:tmpl w:val="0F8A6DC4"/>
     <w:lvl w:ilvl="0">
       <w:start w:val="1"/>
       <w:numFmt w:val="bullet"/>
@@ -322,7 +322,7 @@
   <w:abstractNum w:abstractNumId="5" w15:restartNumberingAfterBreak="0">
     <w:nsid w:val="FFFFFF81"/>
     <w:multiLevelType w:val="singleLevel"/>
-    <w:tmpl w:val="7B6C3F02"/>
+    <w:tmpl w:val="B93A938C"/>
     <w:lvl w:ilvl="0">
       <w:start w:val="1"/>
       <w:numFmt w:val="bullet"/>
@@ -342,7 +342,7 @@
   <w:abstractNum w:abstractNumId="6" w15:restartNumberingAfterBreak="0">
     <w:nsid w:val="FFFFFF82"/>
     <w:multiLevelType w:val="singleLevel"/>
-    <w:tmpl w:val="95A2EA5C"/>
+    <w:tmpl w:val="7988F246"/>
     <w:lvl w:ilvl="0">
       <w:start w:val="1"/>
       <w:numFmt w:val="bullet"/>
@@ -362,7 +362,7 @@
   <w:abstractNum w:abstractNumId="7" w15:restartNumberingAfterBreak="0">
     <w:nsid w:val="FFFFFF83"/>
     <w:multiLevelType w:val="singleLevel"/>
-    <w:tmpl w:val="34900308"/>
+    <w:tmpl w:val="7A64C63A"/>
     <w:lvl w:ilvl="0">
       <w:start w:val="1"/>
       <w:numFmt w:val="bullet"/>
@@ -382,7 +382,7 @@
   <w:abstractNum w:abstractNumId="8" w15:restartNumberingAfterBreak="0">
     <w:nsid w:val="FFFFFF88"/>
     <w:multiLevelType w:val="singleLevel"/>
-    <w:tmpl w:val="B6E4F3C0"/>
+    <w:tmpl w:val="5378A5E4"/>
     <w:lvl w:ilvl="0">
       <w:start w:val="1"/>
       <w:numFmt w:val="decimal"/>
@@ -399,7 +399,7 @@
   <w:abstractNum w:abstractNumId="9" w15:restartNumberingAfterBreak="0">
     <w:nsid w:val="FFFFFF89"/>
     <w:multiLevelType w:val="singleLevel"/>
-    <w:tmpl w:val="E1BA4366"/>
+    <w:tmpl w:val="8512676A"/>
     <w:lvl w:ilvl="0">
       <w:start w:val="1"/>
       <w:numFmt w:val="bullet"/>
@@ -1401,6 +1401,25 @@
       <w:color w:val="1F4D78" w:themeColor="accent1" w:themeShade="7F"/>
     </w:rPr>
   </w:style>
+  <w:style w:type="paragraph" w:styleId="9">
+    <w:name w:val="heading 9"/>
+    <w:basedOn w:val="1"/>
+    <w:next w:val="a4"/>
+    <w:link w:val="90"/>
+    <w:uiPriority w:val="9"/>
+    <w:unhideWhenUsed/>
+    <w:qFormat/>
+    <w:rsid w:val="00893441"/>
+    <w:pPr>
+      <w:pageBreakBefore w:val="0"/>
+      <w:spacing w:before="40" w:after="0"/>
+      <w:outlineLvl w:val="8"/>
+    </w:pPr>
+    <w:rPr>
+      <w:iCs/>
+      <w:szCs w:val="21"/>
+    </w:rPr>
+  </w:style>
   <w:style w:type="character" w:default="1" w:styleId="a6">
     <w:name w:val="Default Paragraph Font"/>
     <w:uiPriority w:val="1"/>
@@ -2071,6 +2090,20 @@
         <w:shd w:val="clear" w:color="auto" w:fill="F2F2F2" w:themeFill="background1" w:themeFillShade="F2"/>
       </w:tcPr>
     </w:tblStylePr>
+  </w:style>
+  <w:style w:type="character" w:customStyle="1" w:styleId="90">
+    <w:name w:val="Заголовок 9 Знак"/>
+    <w:basedOn w:val="a6"/>
+    <w:link w:val="9"/>
+    <w:uiPriority w:val="9"/>
+    <w:rsid w:val="00893441"/>
+    <w:rPr>
+      <w:rFonts w:ascii="Arial Narrow" w:eastAsiaTheme="majorEastAsia" w:hAnsi="Arial Narrow" w:cstheme="majorBidi"/>
+      <w:iCs/>
+      <w:color w:val="1E4973"/>
+      <w:sz w:val="28"/>
+      <w:szCs w:val="21"/>
+    </w:rPr>
   </w:style>
 </w:styles>
 </file>
@@ -2341,7 +2374,7 @@
 </file>
 
 <file path=customXml/itemProps1.xml><?xml version="1.0" encoding="utf-8"?>
-<ds:datastoreItem xmlns:ds="http://schemas.openxmlformats.org/officeDocument/2006/customXml" ds:itemID="{E0B656DA-A295-40BC-9B2F-754B3EB987AA}">
+<ds:datastoreItem xmlns:ds="http://schemas.openxmlformats.org/officeDocument/2006/customXml" ds:itemID="{FA4115C8-2EBC-44E3-9F72-B19B153B0424}">
   <ds:schemaRefs>
     <ds:schemaRef ds:uri="http://schemas.openxmlformats.org/officeDocument/2006/bibliography"/>
   </ds:schemaRefs>
